--- a/_site/operating-system/2021-08-17-limpieza-y-optimizacion-de-pc/index.docx
+++ b/_site/operating-system/2021-08-17-limpieza-y-optimizacion-de-pc/index.docx
@@ -217,7 +217,7 @@
         <w:t xml:space="preserve">Palabras clave</w:t>
       </w:r>
       <w:r>
-        <w:t xml:space="preserve">: keyword1, keyword2</w:t>
+        <w:t xml:space="preserve">:</w:t>
       </w:r>
     </w:p>
     <w:p>

--- a/_site/operating-system/2021-08-17-limpieza-y-optimizacion-de-pc/index.docx
+++ b/_site/operating-system/2021-08-17-limpieza-y-optimizacion-de-pc/index.docx
@@ -830,7 +830,7 @@
       </w:r>
     </w:p>
     <w:bookmarkEnd w:id="29"/>
-    <w:bookmarkStart w:id="72" w:name="publicaciones-similares"/>
+    <w:bookmarkStart w:id="68" w:name="publicaciones-similares"/>
     <w:p>
       <w:pPr>
         <w:pStyle w:val="Heading1"/>
@@ -1074,27 +1074,6 @@
           <w:rPr>
             <w:rStyle w:val="Hyperlink"/>
           </w:rPr>
-          <w:t xml:space="preserve">01 Introduccion Linux</w:t>
-        </w:r>
-      </w:hyperlink>
-    </w:p>
-    <w:p>
-      <w:pPr>
-        <w:pStyle w:val="Compact"/>
-        <w:numPr>
-          <w:ilvl w:val="0"/>
-          <w:numId w:val="1010"/>
-        </w:numPr>
-      </w:pPr>
-      <w:hyperlink r:id="rId52"/>
-      <w:r>
-        <w:t xml:space="preserve"> </w:t>
-      </w:r>
-      <w:hyperlink r:id="rId53">
-        <w:r>
-          <w:rPr>
-            <w:rStyle w:val="Hyperlink"/>
-          </w:rPr>
           <w:t xml:space="preserve">02 Distribuciones Linux</w:t>
         </w:r>
       </w:hyperlink>
@@ -1107,11 +1086,11 @@
           <w:numId w:val="1010"/>
         </w:numPr>
       </w:pPr>
-      <w:hyperlink r:id="rId54"/>
-      <w:r>
-        <w:t xml:space="preserve"> </w:t>
-      </w:r>
-      <w:hyperlink r:id="rId55">
+      <w:hyperlink r:id="rId52"/>
+      <w:r>
+        <w:t xml:space="preserve"> </w:t>
+      </w:r>
+      <w:hyperlink r:id="rId53">
         <w:r>
           <w:rPr>
             <w:rStyle w:val="Hyperlink"/>
@@ -1128,11 +1107,11 @@
           <w:numId w:val="1010"/>
         </w:numPr>
       </w:pPr>
-      <w:hyperlink r:id="rId56"/>
-      <w:r>
-        <w:t xml:space="preserve"> </w:t>
-      </w:r>
-      <w:hyperlink r:id="rId57">
+      <w:hyperlink r:id="rId54"/>
+      <w:r>
+        <w:t xml:space="preserve"> </w:t>
+      </w:r>
+      <w:hyperlink r:id="rId55">
         <w:r>
           <w:rPr>
             <w:rStyle w:val="Hyperlink"/>
@@ -1149,11 +1128,11 @@
           <w:numId w:val="1010"/>
         </w:numPr>
       </w:pPr>
-      <w:hyperlink r:id="rId58"/>
-      <w:r>
-        <w:t xml:space="preserve"> </w:t>
-      </w:r>
-      <w:hyperlink r:id="rId59">
+      <w:hyperlink r:id="rId56"/>
+      <w:r>
+        <w:t xml:space="preserve"> </w:t>
+      </w:r>
+      <w:hyperlink r:id="rId57">
         <w:r>
           <w:rPr>
             <w:rStyle w:val="Hyperlink"/>
@@ -1170,11 +1149,11 @@
           <w:numId w:val="1010"/>
         </w:numPr>
       </w:pPr>
-      <w:hyperlink r:id="rId60"/>
-      <w:r>
-        <w:t xml:space="preserve"> </w:t>
-      </w:r>
-      <w:hyperlink r:id="rId61">
+      <w:hyperlink r:id="rId58"/>
+      <w:r>
+        <w:t xml:space="preserve"> </w:t>
+      </w:r>
+      <w:hyperlink r:id="rId59">
         <w:r>
           <w:rPr>
             <w:rStyle w:val="Hyperlink"/>
@@ -1191,11 +1170,11 @@
           <w:numId w:val="1010"/>
         </w:numPr>
       </w:pPr>
-      <w:hyperlink r:id="rId62"/>
-      <w:r>
-        <w:t xml:space="preserve"> </w:t>
-      </w:r>
-      <w:hyperlink r:id="rId63">
+      <w:hyperlink r:id="rId60"/>
+      <w:r>
+        <w:t xml:space="preserve"> </w:t>
+      </w:r>
+      <w:hyperlink r:id="rId61">
         <w:r>
           <w:rPr>
             <w:rStyle w:val="Hyperlink"/>
@@ -1212,11 +1191,11 @@
           <w:numId w:val="1010"/>
         </w:numPr>
       </w:pPr>
-      <w:hyperlink r:id="rId64"/>
-      <w:r>
-        <w:t xml:space="preserve"> </w:t>
-      </w:r>
-      <w:hyperlink r:id="rId65">
+      <w:hyperlink r:id="rId62"/>
+      <w:r>
+        <w:t xml:space="preserve"> </w:t>
+      </w:r>
+      <w:hyperlink r:id="rId63">
         <w:r>
           <w:rPr>
             <w:rStyle w:val="Hyperlink"/>
@@ -1233,11 +1212,11 @@
           <w:numId w:val="1010"/>
         </w:numPr>
       </w:pPr>
-      <w:hyperlink r:id="rId66"/>
-      <w:r>
-        <w:t xml:space="preserve"> </w:t>
-      </w:r>
-      <w:hyperlink r:id="rId67">
+      <w:hyperlink r:id="rId64"/>
+      <w:r>
+        <w:t xml:space="preserve"> </w:t>
+      </w:r>
+      <w:hyperlink r:id="rId65">
         <w:r>
           <w:rPr>
             <w:rStyle w:val="Hyperlink"/>
@@ -1254,11 +1233,11 @@
           <w:numId w:val="1010"/>
         </w:numPr>
       </w:pPr>
-      <w:hyperlink r:id="rId68"/>
-      <w:r>
-        <w:t xml:space="preserve"> </w:t>
-      </w:r>
-      <w:hyperlink r:id="rId69">
+      <w:hyperlink r:id="rId66"/>
+      <w:r>
+        <w:t xml:space="preserve"> </w:t>
+      </w:r>
+      <w:hyperlink r:id="rId67">
         <w:r>
           <w:rPr>
             <w:rStyle w:val="Hyperlink"/>
@@ -1269,34 +1248,13 @@
     </w:p>
     <w:p>
       <w:pPr>
-        <w:pStyle w:val="Compact"/>
-        <w:numPr>
-          <w:ilvl w:val="0"/>
-          <w:numId w:val="1010"/>
-        </w:numPr>
-      </w:pPr>
-      <w:hyperlink r:id="rId70"/>
-      <w:r>
-        <w:t xml:space="preserve"> </w:t>
-      </w:r>
-      <w:hyperlink r:id="rId71">
-        <w:r>
-          <w:rPr>
-            <w:rStyle w:val="Hyperlink"/>
-          </w:rPr>
-          <w:t xml:space="preserve">Guia De Rsync</w:t>
-        </w:r>
-      </w:hyperlink>
-    </w:p>
-    <w:p>
-      <w:pPr>
         <w:pStyle w:val="FirstParagraph"/>
       </w:pPr>
       <w:r>
         <w:t xml:space="preserve">Esperamos que encuentres estas publicaciones igualmente interesantes y útiles. ¡Disfruta de la lectura!</w:t>
       </w:r>
     </w:p>
-    <w:bookmarkEnd w:id="72"/>
+    <w:bookmarkEnd w:id="68"/>
     <w:sectPr>
       <w:headerReference r:id="rId8" w:type="even"/>
       <w:headerReference r:id="rId9" w:type="default"/>
